--- a/human/tasks/D-01/summary.docx
+++ b/human/tasks/D-01/summary.docx
@@ -138,12 +138,12 @@
     </w:p>
     <w:p>
       <w:r>
-        <w:t>inputs/execution/outputs/evidence/archive已分开。三件旧材料有据归档，共享代码不按任务复制，后续整体迁至agent/modules时修复消费者。</w:t>
+        <w:t>inputs/execution/outputs/evidence/archive已分开。三件旧材料有据归档，共享代码不按任务复制，已迁至agent/modules且消费者已验证。</w:t>
       </w:r>
     </w:p>
     <w:p>
       <w:r>
-        <w:t>原学习目录与注册表继续作来源；旧技术目录新增README转入当前口径，最终根目录迁移尚未完成。</w:t>
+        <w:t>原学习目录与注册表继续作来源；旧技术目录新增README转入当前口径，根目录19/19项已迁入human/agent，当前读取和运行入口已验证，业务签收不变。</w:t>
       </w:r>
     </w:p>
     <w:p>
@@ -202,7 +202,12 @@
     </w:p>
     <w:p>
       <w:r>
-        <w:t>规范化18/71包，剩余53；下一D-02。明确路径提交并推送工作分支，任务状态未变，根目录双层迁移继续。</w:t>
+        <w:t>规范化71/71包、根目录迁移19/19项完成；每包Word由Agent源生成。</w:t>
+      </w:r>
+    </w:p>
+    <w:p>
+      <w:r>
+        <w:t>业务状态WAIT_DEP_EXTERNAL，原签收与未交付项不变；后续按注册表和实际依赖推进。</w:t>
       </w:r>
     </w:p>
     <w:p>
